--- a/React Notes.docx
+++ b/React Notes.docx
@@ -2685,6 +2685,52 @@
         </w:tabs>
         <w:spacing w:line="240" w:lineRule="auto"/>
         <w:rPr>
+          <w:rFonts w:ascii="Courier New" w:eastAsia="Times New Roman" w:hAnsi="Courier New" w:cs="Courier New"/>
+          <w:b/>
+          <w:sz w:val="28"/>
+          <w:szCs w:val="28"/>
+          <w:lang w:eastAsia="en-IN"/>
+        </w:rPr>
+      </w:pPr>
+      <w:bookmarkStart w:id="0" w:name="_GoBack"/>
+      <w:r>
+        <w:rPr>
+          <w:rStyle w:val="l"/>
+          <w:rFonts w:ascii="Courier New" w:hAnsi="Courier New" w:cs="Courier New"/>
+        </w:rPr>
+        <w:t>npm</w:t>
+      </w:r>
+      <w:r>
+        <w:rPr>
+          <w:rFonts w:ascii="Courier New" w:hAnsi="Courier New" w:cs="Courier New"/>
+        </w:rPr>
+        <w:t xml:space="preserve"> install styled-components</w:t>
+      </w:r>
+    </w:p>
+    <w:bookmarkEnd w:id="0"/>
+    <w:p>
+      <w:pPr>
+        <w:shd w:val="clear" w:color="auto" w:fill="F6F8FA"/>
+        <w:tabs>
+          <w:tab w:val="left" w:pos="916"/>
+          <w:tab w:val="left" w:pos="1832"/>
+          <w:tab w:val="left" w:pos="2748"/>
+          <w:tab w:val="left" w:pos="3664"/>
+          <w:tab w:val="left" w:pos="4580"/>
+          <w:tab w:val="left" w:pos="5496"/>
+          <w:tab w:val="left" w:pos="6412"/>
+          <w:tab w:val="left" w:pos="7328"/>
+          <w:tab w:val="left" w:pos="8244"/>
+          <w:tab w:val="left" w:pos="9160"/>
+          <w:tab w:val="left" w:pos="10076"/>
+          <w:tab w:val="left" w:pos="10992"/>
+          <w:tab w:val="left" w:pos="11908"/>
+          <w:tab w:val="left" w:pos="12824"/>
+          <w:tab w:val="left" w:pos="13740"/>
+          <w:tab w:val="left" w:pos="14656"/>
+        </w:tabs>
+        <w:spacing w:line="240" w:lineRule="auto"/>
+        <w:rPr>
           <w:rFonts w:eastAsia="Times New Roman" w:cstheme="minorHAnsi"/>
           <w:b/>
           <w:sz w:val="28"/>
@@ -6827,8 +6873,6 @@
           </wp:inline>
         </w:drawing>
       </w:r>
-      <w:bookmarkStart w:id="0" w:name="_GoBack"/>
-      <w:bookmarkEnd w:id="0"/>
     </w:p>
     <w:sectPr>
       <w:pgSz w:w="11906" w:h="16838"/>
@@ -8148,6 +8192,11 @@
       <w:u w:val="single"/>
     </w:rPr>
   </w:style>
+  <w:style w:type="character" w:customStyle="1" w:styleId="l">
+    <w:name w:val="ͼl"/>
+    <w:basedOn w:val="DefaultParagraphFont"/>
+    <w:rsid w:val="00CC1CAE"/>
+  </w:style>
 </w:styles>
 </file>
 
@@ -8417,7 +8466,7 @@
 </file>
 
 <file path=customXml/itemProps1.xml><?xml version="1.0" encoding="utf-8"?>
-<ds:datastoreItem xmlns:ds="http://schemas.openxmlformats.org/officeDocument/2006/customXml" ds:itemID="{CE4463F6-65F1-4519-8F6E-46E35D2B1CC9}">
+<ds:datastoreItem xmlns:ds="http://schemas.openxmlformats.org/officeDocument/2006/customXml" ds:itemID="{62599784-445F-4BE8-8B16-FE1C89BB68C4}">
   <ds:schemaRefs>
     <ds:schemaRef ds:uri="http://schemas.openxmlformats.org/officeDocument/2006/bibliography"/>
   </ds:schemaRefs>
